--- a/Manuscript/draft/acedisparity.docx
+++ b/Manuscript/draft/acedisparity.docx
@@ -2660,7 +2660,7 @@
         <w:pStyle w:val="ImageCaption"/>
       </w:pPr>
       <w:r>
-        <w:t xml:space="preserve">Overall simulation pipeline, highlighting the five different estimation routes (pre-ordination point, pre-ordination distribution, post-ordination point, post-ordination distribution and no ancestral state estimation) as well as the true route, from which ground-truth disparity value is calculated from the untreated simulation.</w:t>
+        <w:t xml:space="preserve">Figure 1. Overall simulation pipeline, highlighting the five different estimation routes (pre-ordination point, pre-ordination distribution, post-ordination point, post-ordination distribution and no ancestral state estimation) as well as the true route, from which ground-truth disparity value is calculated from the untreated simulation.</w:t>
       </w:r>
     </w:p>
     <w:bookmarkEnd w:id="24"/>
@@ -2855,7 +2855,7 @@
         <w:pStyle w:val="TableCaption"/>
       </w:pPr>
       <w:r>
-        <w:t xml:space="preserve">Simulation models and parameters used for phylogeny generation and trait evolution. For continuous characters, the root state was always set to 0.</w:t>
+        <w:t xml:space="preserve">Table 1. Simulation models and parameters used for phylogeny generation and trait evolution. For continuous characters, the root state was always set to 0.</w:t>
       </w:r>
       <w:r>
         <w:t xml:space="preserve"> </w:t>
@@ -2969,7 +2969,7 @@
         <w:tblW w:type="auto" w:w="0"/>
         <w:tblLook w:firstRow="1" w:lastRow="0" w:firstColumn="0" w:lastColumn="0" w:noHBand="0" w:noVBand="0" w:val="0020"/>
         <w:jc w:val="start"/>
-        <w:tblCaption w:val="Simulation models and parameters used for phylogeny generation and trait evolution. For continuous characters, the root state was always set to 0. \lambda = speciation; \mu = extinction; P_{ij} = transition rate; \sigma^2 = evolutionary variance; \theta = optimum, \alpha = rate of adaptation toward the optimum."/>
+        <w:tblCaption w:val="Table 1. Simulation models and parameters used for phylogeny generation and trait evolution. For continuous characters, the root state was always set to 0. \lambda = speciation; \mu = extinction; P_{ij} = transition rate; \sigma^2 = evolutionary variance; \theta = optimum, \alpha = rate of adaptation toward the optimum."/>
       </w:tblPr>
       <w:tblGrid>
         <w:gridCol w:w="2640"/>
@@ -4866,7 +4866,7 @@
         <w:pStyle w:val="ImageCaption"/>
       </w:pPr>
       <w:r>
-        <w:t xml:space="preserve">Relative disparity error returned from pre-ordination point ancestral state estimation (ASE), pre-ordination distribution ASE, post-ordination point ASE, post-ordination distribution ASE and no ASE. These disparity errors were calculated across three evolutionary models (Brownian motion [BM], BM+trend and OU), five simulated fossil sampling densities (100%, 50%, 15%, 5% and 0%) and three disparity metrics (sum of variances, sum of quantiles and mean pairwise distance). Values closest to 0 (dashed horizontal line) are most accurate; negative errors are under-estimates and positive are over-estimates.</w:t>
+        <w:t xml:space="preserve">Figure 2. Relative disparity error returned from pre-ordination point ancestral state estimation (ASE), pre-ordination distribution ASE, post-ordination point ASE, post-ordination distribution ASE and no ASE. These disparity errors were calculated across three evolutionary models (Brownian motion [BM], BM+trend and OU), five simulated fossil sampling densities (100%, 50%, 15%, 5% and 0%) and three disparity metrics (sum of variances, sum of quantiles and mean pairwise distance). Values closest to 0 (dashed horizontal line) are most accurate; negative errors are under-estimates and positive are over-estimates.</w:t>
       </w:r>
     </w:p>
     <w:bookmarkEnd w:id="39"/>
@@ -5180,7 +5180,7 @@
         <w:pStyle w:val="ImageCaption"/>
       </w:pPr>
       <w:r>
-        <w:t xml:space="preserve">Heatmap presenting the continuous estimated marginal mean (EMM) relative disparity errors for every combination of estimation method, evolutionary model and simulated fossil sampling density. EMM were calculated from a linear mixed model with a three-way interaction term, averaged across disparity metrics.</w:t>
+        <w:t xml:space="preserve">Figure 3. Heatmap presenting the continuous estimated marginal mean (EMM) relative disparity errors for every combination of estimation method, evolutionary model and simulated fossil sampling density. EMM were calculated from a linear mixed model with a three-way interaction term, averaged across disparity metrics.</w:t>
       </w:r>
     </w:p>
     <w:bookmarkEnd w:id="43"/>
@@ -5422,7 +5422,7 @@
         <w:pStyle w:val="ImageCaption"/>
       </w:pPr>
       <w:r>
-        <w:t xml:space="preserve">Relative disparity error returned from pre-ordination point ASE (ancestral state estimation), pre-ordination distribution ASE, post-ordination point ASE, post-ordination distribution ASE and no ASE. These disparity errors were calculated across three transition rates (fast [0.9], medium [0.1] and slow [0.01]), five simulated fossil sampling densities (100%, 50%, 15%, 5% and 0%) and three disparity metrics (sum of variances, sum of quantiles and mean pairwise distance). Values closest to 0 (dashed horizontal line) were most accurate; negative errors are under-estimates and positive are over-estimates.</w:t>
+        <w:t xml:space="preserve">Figure 4. Relative disparity error returned from pre-ordination point ASE (ancestral state estimation), pre-ordination distribution ASE, post-ordination point ASE, post-ordination distribution ASE and no ASE. These disparity errors were calculated across three transition rates (fast [0.9], medium [0.1] and slow [0.01]), five simulated fossil sampling densities (100%, 50%, 15%, 5% and 0%) and three disparity metrics (sum of variances, sum of quantiles and mean pairwise distance). Values closest to 0 (dashed horizontal line) were most accurate; negative errors are under-estimates and positive are over-estimates.</w:t>
       </w:r>
     </w:p>
     <w:bookmarkEnd w:id="49"/>
@@ -5646,7 +5646,7 @@
         <w:pStyle w:val="ImageCaption"/>
       </w:pPr>
       <w:r>
-        <w:t xml:space="preserve">Heatmap showing the discrete estimated marginal mean (EMM) relative disparity errors for all combinations of estimation method, transition rate and simulated fossil sampling density. EMM were calculated from a linear mixed model with a three-way interaction, averaged across disparity metrics.</w:t>
+        <w:t xml:space="preserve">Figure 5. Heatmap showing the discrete estimated marginal mean (EMM) relative disparity errors for all combinations of estimation method, transition rate and simulated fossil sampling density. EMM were calculated from a linear mixed model with a three-way interaction, averaged across disparity metrics.</w:t>
       </w:r>
     </w:p>
     <w:bookmarkEnd w:id="53"/>
@@ -5789,6 +5789,12 @@
       <w:pPr>
         <w:pStyle w:val="ImageCaption"/>
       </w:pPr>
+      <w:r>
+        <w:t xml:space="preserve">Figure 6.</w:t>
+      </w:r>
+      <w:r>
+        <w:t xml:space="preserve"> </w:t>
+      </w:r>
       <w:r>
         <w:rPr>
           <w:bCs/>
